--- a/Ausgabe/Klasse_8/04_Leistungskontrollen.docx
+++ b/Ausgabe/Klasse_8/04_Leistungskontrollen.docx
@@ -2752,7 +2752,7 @@
       <w:rPr>
         <w:sz w:val="16"/>
       </w:rPr>
-      <w:t>Unterrichtsmaterial Oberschule Sachsen · Version v0.4.0-319-gc4b6538-dirty · Build 16.08.2026</w:t>
+      <w:t>Unterrichtsmaterial Oberschule Sachsen · Version v0.4.0-322-g516fad1-dirty · Build 17.08.2026</w:t>
     </w:r>
   </w:p>
 </w:ftr>

--- a/Ausgabe/Klasse_8/04_Leistungskontrollen.docx
+++ b/Ausgabe/Klasse_8/04_Leistungskontrollen.docx
@@ -2752,7 +2752,7 @@
       <w:rPr>
         <w:sz w:val="16"/>
       </w:rPr>
-      <w:t>Unterrichtsmaterial Oberschule Sachsen · Version v0.4.0-322-g516fad1-dirty · Build 17.08.2026</w:t>
+      <w:t>Unterrichtsmaterial Oberschule Sachsen · Version v0.4.0-327-g8416f81-dirty · Build 17.08.2026</w:t>
     </w:r>
   </w:p>
 </w:ftr>

--- a/Ausgabe/Klasse_8/04_Leistungskontrollen.docx
+++ b/Ausgabe/Klasse_8/04_Leistungskontrollen.docx
@@ -2752,7 +2752,7 @@
       <w:rPr>
         <w:sz w:val="16"/>
       </w:rPr>
-      <w:t>Unterrichtsmaterial Oberschule Sachsen · Version v0.4.0-327-g8416f81-dirty · Build 17.08.2026</w:t>
+      <w:t>Unterrichtsmaterial Oberschule Sachsen · Version v0.4.0-333-gbccbada-dirty · Build 17.08.2026</w:t>
     </w:r>
   </w:p>
 </w:ftr>

--- a/Ausgabe/Klasse_8/04_Leistungskontrollen.docx
+++ b/Ausgabe/Klasse_8/04_Leistungskontrollen.docx
@@ -2752,7 +2752,7 @@
       <w:rPr>
         <w:sz w:val="16"/>
       </w:rPr>
-      <w:t>Unterrichtsmaterial Oberschule Sachsen · Version v0.4.0-333-gbccbada-dirty · Build 17.08.2026</w:t>
+      <w:t>Unterrichtsmaterial Oberschule Sachsen · Version v0.4.0-341-g0b15cca-dirty · Build 17.08.2026</w:t>
     </w:r>
   </w:p>
 </w:ftr>

--- a/Ausgabe/Klasse_8/04_Leistungskontrollen.docx
+++ b/Ausgabe/Klasse_8/04_Leistungskontrollen.docx
@@ -2752,7 +2752,7 @@
       <w:rPr>
         <w:sz w:val="16"/>
       </w:rPr>
-      <w:t>Unterrichtsmaterial Oberschule Sachsen · Version v0.4.0-341-g0b15cca-dirty · Build 17.08.2026</w:t>
+      <w:t>Unterrichtsmaterial Oberschule Sachsen · Version v0.4.0-356-g3db0967-dirty · Build 17.08.2026</w:t>
     </w:r>
   </w:p>
 </w:ftr>

--- a/Ausgabe/Klasse_8/04_Leistungskontrollen.docx
+++ b/Ausgabe/Klasse_8/04_Leistungskontrollen.docx
@@ -2752,7 +2752,7 @@
       <w:rPr>
         <w:sz w:val="16"/>
       </w:rPr>
-      <w:t>Unterrichtsmaterial Oberschule Sachsen · Version v0.4.0-356-g3db0967-dirty · Build 17.08.2026</w:t>
+      <w:t>Unterrichtsmaterial Oberschule Sachsen · Version v0.4.0-376-gf442749-dirty · Build 17.08.2026</w:t>
     </w:r>
   </w:p>
 </w:ftr>

--- a/Ausgabe/Klasse_8/04_Leistungskontrollen.docx
+++ b/Ausgabe/Klasse_8/04_Leistungskontrollen.docx
@@ -2752,7 +2752,7 @@
       <w:rPr>
         <w:sz w:val="16"/>
       </w:rPr>
-      <w:t>Unterrichtsmaterial Oberschule Sachsen · Version v0.4.0-356-g3db0967-dirty · Build 17.08.2026</w:t>
+      <w:t>Unterrichtsmaterial Oberschule Sachsen · Version v0.4.0-376-g6ba679b-dirty · Build 17.08.2026</w:t>
     </w:r>
   </w:p>
 </w:ftr>

--- a/Ausgabe/Klasse_8/04_Leistungskontrollen.docx
+++ b/Ausgabe/Klasse_8/04_Leistungskontrollen.docx
@@ -2752,7 +2752,7 @@
       <w:rPr>
         <w:sz w:val="16"/>
       </w:rPr>
-      <w:t>Unterrichtsmaterial Oberschule Sachsen · Version v0.4.0-356-g3db0967-dirty · Build 17.08.2026</w:t>
+      <w:t>Unterrichtsmaterial Oberschule Sachsen · Version v0.4.0-378-g61c0f2a-dirty · Build 17.08.2026</w:t>
     </w:r>
   </w:p>
 </w:ftr>

--- a/Ausgabe/Klasse_8/04_Leistungskontrollen.docx
+++ b/Ausgabe/Klasse_8/04_Leistungskontrollen.docx
@@ -2752,7 +2752,7 @@
       <w:rPr>
         <w:sz w:val="16"/>
       </w:rPr>
-      <w:t>Unterrichtsmaterial Oberschule Sachsen · Version v0.4.0-356-g3db0967-dirty · Build 17.08.2026</w:t>
+      <w:t>Unterrichtsmaterial Oberschule Sachsen · Version v0.4.0-367-gb55ec7c-dirty · Build 17.08.2026</w:t>
     </w:r>
   </w:p>
 </w:ftr>

--- a/Ausgabe/Klasse_8/04_Leistungskontrollen.docx
+++ b/Ausgabe/Klasse_8/04_Leistungskontrollen.docx
@@ -49,7 +49,7 @@
         <w:br w:type="page"/>
       </w:r>
     </w:p>
-    <w:bookmarkStart w:id="23" w:name="bewertungsplan-klasse-8"/>
+    <w:bookmarkStart w:id="24" w:name="bewertungsplan-klasse-8"/>
     <w:p>
       <w:pPr>
         <w:pStyle w:val="Heading1"/>
@@ -63,16 +63,16 @@
         <w:pStyle w:val="FirstParagraph"/>
       </w:pPr>
       <w:r>
-        <w:t xml:space="preserve">Da die Leistungsbewertung in Klasse 8 ausschließlich über schriftliche Leistungskontrollen erfolgen soll, sind vier benotete Arbeiten vorgesehen.</w:t>
-      </w:r>
-    </w:p>
-    <w:bookmarkStart w:id="20" w:name="halbjahr"/>
+        <w:t xml:space="preserve">Da die Leistungsbewertung in Klasse 8 ausschließlich über schriftliche Leistungskontrollen erfolgen soll, sind vier benotete Arbeiten vorgesehen. Die vier Arbeiten verteilen sich auf die beiden verbindlichen Pflichtlernbereiche.</w:t>
+      </w:r>
+    </w:p>
+    <w:bookmarkStart w:id="20" w:name="X1d473851ec006d287c9a39fd28b9a1b0f714d30"/>
     <w:p>
       <w:pPr>
         <w:pStyle w:val="Heading2"/>
       </w:pPr>
       <w:r>
-        <w:t xml:space="preserve">1. Halbjahr</w:t>
+        <w:t xml:space="preserve">1. Halbjahr – Lernbereich 1: Algorithmen und Programme</w:t>
       </w:r>
     </w:p>
     <w:p>
@@ -124,11 +124,11 @@
         <w:pStyle w:val="FirstParagraph"/>
       </w:pPr>
       <w:r>
-        <w:t xml:space="preserve">Damit entstehen zwei schriftliche Noten im ersten Halbjahr.</w:t>
+        <w:t xml:space="preserve">Damit entstehen zwei schriftliche Noten im ersten Halbjahr. Die Objektorientierung dient als fachliche Grundlage für die anschließende Algorithmik.</w:t>
       </w:r>
     </w:p>
     <w:bookmarkEnd w:id="20"/>
-    <w:bookmarkStart w:id="21" w:name="halbjahr-1"/>
+    <w:bookmarkStart w:id="21" w:name="halbjahr"/>
     <w:p>
       <w:pPr>
         <w:pStyle w:val="Heading2"/>
@@ -150,7 +150,7 @@
           <w:bCs/>
           <w:b/>
         </w:rPr>
-        <w:t xml:space="preserve">LK 3 – Robot Karol</w:t>
+        <w:t xml:space="preserve">LK 3 – Robot Karol / praktische Algorithmik</w:t>
       </w:r>
       <w:r>
         <w:t xml:space="preserve"> </w:t>
@@ -172,7 +172,7 @@
           <w:bCs/>
           <w:b/>
         </w:rPr>
-        <w:t xml:space="preserve">LK 4 – Transfer Objektorientierung und Robot Karol</w:t>
+        <w:t xml:space="preserve">LK 4 – Netzwerke in der Informatik</w:t>
       </w:r>
       <w:r>
         <w:t xml:space="preserve"> </w:t>
@@ -186,7 +186,7 @@
         <w:pStyle w:val="FirstParagraph"/>
       </w:pPr>
       <w:r>
-        <w:t xml:space="preserve">Damit entstehen zwei schriftliche Noten im zweiten Halbjahr.</w:t>
+        <w:t xml:space="preserve">Damit bleibt Robot Karol als praktischer Teil der Algorithmik erhalten und zugleich wird der zweite verbindliche Pflichtlernbereich angemessen geprüft.</w:t>
       </w:r>
     </w:p>
     <w:bookmarkEnd w:id="21"/>
@@ -208,7 +208,7 @@
         <w:pStyle w:val="Compact"/>
       </w:pPr>
       <w:r>
-        <w:t xml:space="preserve">Geschichte und reine Einstiegsteile aus Klasse 7 werden nicht erneut geprüft.</w:t>
+        <w:t xml:space="preserve">Objektorientierung → Algorithmen → Robot Karol bleibt als didaktische Progression erhalten.</w:t>
       </w:r>
     </w:p>
     <w:p>
@@ -232,7 +232,7 @@
         <w:pStyle w:val="Compact"/>
       </w:pPr>
       <w:r>
-        <w:t xml:space="preserve">Bei Bedarf kann eine der vier Leistungskontrollen in zwei kürzere Varianten aufgeteilt werden, ohne den Kompetenzbereich zu ändern.</w:t>
+        <w:t xml:space="preserve">LK 4 prüft Netzwerkstruktur, Komponenten, Datenwege, Protokolle/Dienste sowie grundlegende Kryptografie.</w:t>
       </w:r>
     </w:p>
     <w:p>
@@ -244,17 +244,53 @@
         <w:pStyle w:val="Compact"/>
       </w:pPr>
       <w:r>
+        <w:t xml:space="preserve">Historische Verschlüsselungsverfahren werden als Lernmodelle behandelt; moderne Kryptografie wird nur konzeptionell eingeordnet.</w:t>
+      </w:r>
+    </w:p>
+    <w:p>
+      <w:pPr>
+        <w:numPr>
+          <w:ilvl w:val="0"/>
+          <w:numId w:val="1003"/>
+        </w:numPr>
+        <w:pStyle w:val="Compact"/>
+      </w:pPr>
+      <w:r>
         <w:t xml:space="preserve">Die konkrete Notenschlüssel-Tabelle wird nicht fest im Material verankert und kann an schulinterne Vorgaben angepasst werden.</w:t>
       </w:r>
     </w:p>
+    <w:bookmarkEnd w:id="22"/>
+    <w:bookmarkStart w:id="23" w:name="lehrplanquelle"/>
+    <w:p>
+      <w:pPr>
+        <w:pStyle w:val="Heading2"/>
+      </w:pPr>
+      <w:r>
+        <w:t xml:space="preserve">Lehrplanquelle</w:t>
+      </w:r>
+    </w:p>
+    <w:p>
+      <w:pPr>
+        <w:pStyle w:val="FirstParagraph"/>
+      </w:pPr>
+      <w:r>
+        <w:t xml:space="preserve">Sächsischer Lehrplan Oberschule Informatik 2022, Klassenstufe 8:</w:t>
+      </w:r>
+      <w:r>
+        <w:t xml:space="preserve"> </w:t>
+      </w:r>
+      <w:r>
+        <w:t xml:space="preserve">https://www.schulportal.sachsen.de/lplandb/lehrplan/514</w:t>
+      </w:r>
+    </w:p>
     <w:p>
       <w:r>
         <w:br w:type="page"/>
       </w:r>
     </w:p>
-    <w:bookmarkEnd w:id="22"/>
     <w:bookmarkEnd w:id="23"/>
-    <w:bookmarkStart w:id="28" w:name="X0d7c0ddcd0823ace885b0ecb5bcec7dfe37c4c7"/>
+    <w:bookmarkEnd w:id="24"/>
+    <w:bookmarkStart w:id="29" w:name="X0d7c0ddcd0823ace885b0ecb5bcec7dfe37c4c7"/>
     <w:p>
       <w:pPr>
         <w:pStyle w:val="Heading1"/>
@@ -283,7 +319,7 @@
         <w:t xml:space="preserve">Name: ____________________________ Datum: __________</w:t>
       </w:r>
     </w:p>
-    <w:bookmarkStart w:id="24" w:name="aufgabe-1-begriffe-8-p"/>
+    <w:bookmarkStart w:id="25" w:name="aufgabe-1-begriffe-8-p"/>
     <w:p>
       <w:pPr>
         <w:pStyle w:val="Heading2"/>
@@ -356,8 +392,8 @@
         <w:t xml:space="preserve">Je 2 Punkte.</w:t>
       </w:r>
     </w:p>
-    <w:bookmarkEnd w:id="24"/>
-    <w:bookmarkStart w:id="25" w:name="aufgabe-2-zuordnen-6-p"/>
+    <w:bookmarkEnd w:id="25"/>
+    <w:bookmarkStart w:id="26" w:name="aufgabe-2-zuordnen-6-p"/>
     <w:p>
       <w:pPr>
         <w:pStyle w:val="Heading2"/>
@@ -534,8 +570,8 @@
         <w:t xml:space="preserve">.</w:t>
       </w:r>
     </w:p>
-    <w:bookmarkEnd w:id="25"/>
-    <w:bookmarkStart w:id="26" w:name="aufgabe-3-methoden-und-zustand-8-p"/>
+    <w:bookmarkEnd w:id="26"/>
+    <w:bookmarkStart w:id="27" w:name="aufgabe-3-methoden-und-zustand-8-p"/>
     <w:p>
       <w:pPr>
         <w:pStyle w:val="Heading2"/>
@@ -635,8 +671,8 @@
         <w:t xml:space="preserve">den Zustand verändern könnten. Nenne jeweils die betroffenen Attribute und Werte.</w:t>
       </w:r>
     </w:p>
-    <w:bookmarkEnd w:id="26"/>
-    <w:bookmarkStart w:id="27" w:name="aufgabe-4-modellieren-8-p"/>
+    <w:bookmarkEnd w:id="27"/>
+    <w:bookmarkStart w:id="28" w:name="aufgabe-4-modellieren-8-p"/>
     <w:p>
       <w:pPr>
         <w:pStyle w:val="Heading2"/>
@@ -726,9 +762,9 @@
         <w:br w:type="page"/>
       </w:r>
     </w:p>
-    <w:bookmarkEnd w:id="27"/>
     <w:bookmarkEnd w:id="28"/>
-    <w:bookmarkStart w:id="34" w:name="lösung-leistungskontrolle-1"/>
+    <w:bookmarkEnd w:id="29"/>
+    <w:bookmarkStart w:id="35" w:name="lösung-leistungskontrolle-1"/>
     <w:p>
       <w:pPr>
         <w:pStyle w:val="Heading1"/>
@@ -737,7 +773,7 @@
         <w:t xml:space="preserve">Lösung – Leistungskontrolle 1</w:t>
       </w:r>
     </w:p>
-    <w:bookmarkStart w:id="29" w:name="aufgabe-1"/>
+    <w:bookmarkStart w:id="30" w:name="aufgabe-1"/>
     <w:p>
       <w:pPr>
         <w:pStyle w:val="Heading2"/>
@@ -794,8 +830,8 @@
         <w:t xml:space="preserve">Attributwert: konkrete Ausprägung eines Attributs.</w:t>
       </w:r>
     </w:p>
-    <w:bookmarkEnd w:id="29"/>
-    <w:bookmarkStart w:id="30" w:name="aufgabe-2"/>
+    <w:bookmarkEnd w:id="30"/>
+    <w:bookmarkStart w:id="31" w:name="aufgabe-2"/>
     <w:p>
       <w:pPr>
         <w:pStyle w:val="Heading2"/>
@@ -912,8 +948,8 @@
         <w:t xml:space="preserve">= Attributwerte</w:t>
       </w:r>
     </w:p>
-    <w:bookmarkEnd w:id="30"/>
-    <w:bookmarkStart w:id="31" w:name="aufgabe-3"/>
+    <w:bookmarkEnd w:id="31"/>
+    <w:bookmarkStart w:id="32" w:name="aufgabe-3"/>
     <w:p>
       <w:pPr>
         <w:pStyle w:val="Heading2"/>
@@ -1014,8 +1050,8 @@
         <w:t xml:space="preserve">von 0 auf einen höheren Wert verändern. Erwartet wird eine nachvollziehbare Beschreibung von Zustandsänderungen.</w:t>
       </w:r>
     </w:p>
-    <w:bookmarkEnd w:id="31"/>
-    <w:bookmarkStart w:id="32" w:name="aufgabe-4"/>
+    <w:bookmarkEnd w:id="32"/>
+    <w:bookmarkStart w:id="33" w:name="aufgabe-4"/>
     <w:p>
       <w:pPr>
         <w:pStyle w:val="Heading2"/>
@@ -1156,8 +1192,8 @@
         <w:t xml:space="preserve">.</w:t>
       </w:r>
     </w:p>
-    <w:bookmarkEnd w:id="32"/>
-    <w:bookmarkStart w:id="33" w:name="punkte"/>
+    <w:bookmarkEnd w:id="33"/>
+    <w:bookmarkStart w:id="34" w:name="punkte"/>
     <w:p>
       <w:pPr>
         <w:pStyle w:val="Heading2"/>
@@ -1179,9 +1215,9 @@
         <w:br w:type="page"/>
       </w:r>
     </w:p>
-    <w:bookmarkEnd w:id="33"/>
     <w:bookmarkEnd w:id="34"/>
-    <w:bookmarkStart w:id="40" w:name="leistungskontrolle-2-algorithmen"/>
+    <w:bookmarkEnd w:id="35"/>
+    <w:bookmarkStart w:id="41" w:name="leistungskontrolle-2-algorithmen"/>
     <w:p>
       <w:pPr>
         <w:pStyle w:val="Heading1"/>
@@ -1210,7 +1246,7 @@
         <w:t xml:space="preserve">Name: ____________________________ Datum: __________</w:t>
       </w:r>
     </w:p>
-    <w:bookmarkStart w:id="35" w:name="aufgabe-1-eigenschaften-6-p"/>
+    <w:bookmarkStart w:id="36" w:name="aufgabe-1-eigenschaften-6-p"/>
     <w:p>
       <w:pPr>
         <w:pStyle w:val="Heading2"/>
@@ -1227,8 +1263,8 @@
         <w:t xml:space="preserve">Nenne drei Eigenschaften eines guten Algorithmus und erläutere sie kurz.</w:t>
       </w:r>
     </w:p>
-    <w:bookmarkEnd w:id="35"/>
-    <w:bookmarkStart w:id="36" w:name="aufgabe-2-kontrollstrukturen-6-p"/>
+    <w:bookmarkEnd w:id="36"/>
+    <w:bookmarkStart w:id="37" w:name="aufgabe-2-kontrollstrukturen-6-p"/>
     <w:p>
       <w:pPr>
         <w:pStyle w:val="Heading2"/>
@@ -1289,8 +1325,8 @@
         <w:t xml:space="preserve">Verwende die Begriffe Sequenz, Bedingung, feste Wiederholung, bedingte Wiederholung sinnvoll.</w:t>
       </w:r>
     </w:p>
-    <w:bookmarkEnd w:id="36"/>
-    <w:bookmarkStart w:id="37" w:name="aufgabe-3-algorithmus-formulieren-8-p"/>
+    <w:bookmarkEnd w:id="37"/>
+    <w:bookmarkStart w:id="38" w:name="aufgabe-3-algorithmus-formulieren-8-p"/>
     <w:p>
       <w:pPr>
         <w:pStyle w:val="Heading2"/>
@@ -1307,8 +1343,8 @@
         <w:t xml:space="preserve">Ein Roboter soll drei Felder geradeaus gehen, sich links drehen und anschließend bis zur nächsten Wand laufen. Formuliere einen eindeutigen strukturierten Algorithmus.</w:t>
       </w:r>
     </w:p>
-    <w:bookmarkEnd w:id="37"/>
-    <w:bookmarkStart w:id="38" w:name="aufgabe-4-fehler-finden-5-p"/>
+    <w:bookmarkEnd w:id="38"/>
+    <w:bookmarkStart w:id="39" w:name="aufgabe-4-fehler-finden-5-p"/>
     <w:p>
       <w:pPr>
         <w:pStyle w:val="Heading2"/>
@@ -1354,8 +1390,8 @@
         <w:t xml:space="preserve">Der Roboter soll eigentlich an einer Wand stoppen. Erkläre den Fehler und verbessere den Ablauf.</w:t>
       </w:r>
     </w:p>
-    <w:bookmarkEnd w:id="38"/>
-    <w:bookmarkStart w:id="39" w:name="aufgabe-5-testfälle-5-p"/>
+    <w:bookmarkEnd w:id="39"/>
+    <w:bookmarkStart w:id="40" w:name="aufgabe-5-testfälle-5-p"/>
     <w:p>
       <w:pPr>
         <w:pStyle w:val="Heading2"/>
@@ -1377,9 +1413,9 @@
         <w:br w:type="page"/>
       </w:r>
     </w:p>
-    <w:bookmarkEnd w:id="39"/>
     <w:bookmarkEnd w:id="40"/>
-    <w:bookmarkStart w:id="47" w:name="lösung-leistungskontrolle-2-algorithmen"/>
+    <w:bookmarkEnd w:id="41"/>
+    <w:bookmarkStart w:id="48" w:name="lösung-leistungskontrolle-2-algorithmen"/>
     <w:p>
       <w:pPr>
         <w:pStyle w:val="Heading1"/>
@@ -1388,7 +1424,7 @@
         <w:t xml:space="preserve">Lösung – Leistungskontrolle 2 Algorithmen</w:t>
       </w:r>
     </w:p>
-    <w:bookmarkStart w:id="41" w:name="aufgabe-1-1"/>
+    <w:bookmarkStart w:id="42" w:name="aufgabe-1-1"/>
     <w:p>
       <w:pPr>
         <w:pStyle w:val="Heading2"/>
@@ -1405,8 +1441,8 @@
         <w:t xml:space="preserve">Mögliche Eigenschaften: eindeutig, ausführbar, endlich, sinnvoll geordnet, für eine Aufgabenklasse geeignet.</w:t>
       </w:r>
     </w:p>
-    <w:bookmarkEnd w:id="41"/>
-    <w:bookmarkStart w:id="42" w:name="aufgabe-2-1"/>
+    <w:bookmarkEnd w:id="42"/>
+    <w:bookmarkStart w:id="43" w:name="aufgabe-2-1"/>
     <w:p>
       <w:pPr>
         <w:pStyle w:val="Heading2"/>
@@ -1451,8 +1487,8 @@
         <w:t xml:space="preserve">bedingte Wiederholung</w:t>
       </w:r>
     </w:p>
-    <w:bookmarkEnd w:id="42"/>
-    <w:bookmarkStart w:id="43" w:name="aufgabe-3-1"/>
+    <w:bookmarkEnd w:id="43"/>
+    <w:bookmarkStart w:id="44" w:name="aufgabe-3-1"/>
     <w:p>
       <w:pPr>
         <w:pStyle w:val="Heading2"/>
@@ -1526,8 +1562,8 @@
         <w:t xml:space="preserve">ENDE</w:t>
       </w:r>
     </w:p>
-    <w:bookmarkEnd w:id="43"/>
-    <w:bookmarkStart w:id="44" w:name="aufgabe-4-1"/>
+    <w:bookmarkEnd w:id="44"/>
+    <w:bookmarkStart w:id="45" w:name="aufgabe-4-1"/>
     <w:p>
       <w:pPr>
         <w:pStyle w:val="Heading2"/>
@@ -1573,8 +1609,8 @@
         <w:t xml:space="preserve">ENDE</w:t>
       </w:r>
     </w:p>
-    <w:bookmarkEnd w:id="44"/>
-    <w:bookmarkStart w:id="45" w:name="aufgabe-5"/>
+    <w:bookmarkEnd w:id="45"/>
+    <w:bookmarkStart w:id="46" w:name="aufgabe-5"/>
     <w:p>
       <w:pPr>
         <w:pStyle w:val="Heading2"/>
@@ -1615,8 +1651,8 @@
         <w:t xml:space="preserve">Start fünf Felder vor einer Wand → fünf Schritte, Halt vor der Wand.</w:t>
       </w:r>
     </w:p>
-    <w:bookmarkEnd w:id="45"/>
-    <w:bookmarkStart w:id="46" w:name="punkte-1"/>
+    <w:bookmarkEnd w:id="46"/>
+    <w:bookmarkStart w:id="47" w:name="punkte-1"/>
     <w:p>
       <w:pPr>
         <w:pStyle w:val="Heading2"/>
@@ -1638,9 +1674,9 @@
         <w:br w:type="page"/>
       </w:r>
     </w:p>
-    <w:bookmarkEnd w:id="46"/>
     <w:bookmarkEnd w:id="47"/>
-    <w:bookmarkStart w:id="54" w:name="leistungskontrolle-3-robot-karol"/>
+    <w:bookmarkEnd w:id="48"/>
+    <w:bookmarkStart w:id="55" w:name="leistungskontrolle-3-robot-karol"/>
     <w:p>
       <w:pPr>
         <w:pStyle w:val="Heading1"/>
@@ -1669,7 +1705,7 @@
         <w:t xml:space="preserve">Name: ____________________________ Datum: __________</w:t>
       </w:r>
     </w:p>
-    <w:bookmarkStart w:id="48" w:name="aufgabe-1-grundbefehle-lesen-5-p"/>
+    <w:bookmarkStart w:id="49" w:name="aufgabe-1-grundbefehle-lesen-5-p"/>
     <w:p>
       <w:pPr>
         <w:pStyle w:val="Heading2"/>
@@ -1724,8 +1760,8 @@
         <w:t xml:space="preserve">Hinlegen</w:t>
       </w:r>
     </w:p>
-    <w:bookmarkEnd w:id="48"/>
-    <w:bookmarkStart w:id="49" w:name="aufgabe-2-wiederholung-5-p"/>
+    <w:bookmarkEnd w:id="49"/>
+    <w:bookmarkStart w:id="50" w:name="aufgabe-2-wiederholung-5-p"/>
     <w:p>
       <w:pPr>
         <w:pStyle w:val="Heading2"/>
@@ -1742,8 +1778,8 @@
         <w:t xml:space="preserve">Schreibe ein möglichst kurzes Programm, mit dem Karol viermal hintereinander einen Schritt geht und anschließend links dreht.</w:t>
       </w:r>
     </w:p>
-    <w:bookmarkEnd w:id="49"/>
-    <w:bookmarkStart w:id="50" w:name="aufgabe-3-bedingung-6-p"/>
+    <w:bookmarkEnd w:id="50"/>
+    <w:bookmarkStart w:id="51" w:name="aufgabe-3-bedingung-6-p"/>
     <w:p>
       <w:pPr>
         <w:pStyle w:val="Heading2"/>
@@ -1760,8 +1796,8 @@
         <w:t xml:space="preserve">Karol soll einen Schritt gehen, wenn vor ihm frei ist. Andernfalls soll er sich links drehen. Formuliere den Ablauf.</w:t>
       </w:r>
     </w:p>
-    <w:bookmarkEnd w:id="50"/>
-    <w:bookmarkStart w:id="51" w:name="aufgabe-4-bedingte-wiederholung-6-p"/>
+    <w:bookmarkEnd w:id="51"/>
+    <w:bookmarkStart w:id="52" w:name="aufgabe-4-bedingte-wiederholung-6-p"/>
     <w:p>
       <w:pPr>
         <w:pStyle w:val="Heading2"/>
@@ -1778,8 +1814,8 @@
         <w:t xml:space="preserve">Karol soll bis zur nächsten Wand laufen und dort stehen bleiben. Formuliere einen geeigneten Algorithmus und begründe, warum eine feste Wiederholung hier ungünstig sein kann.</w:t>
       </w:r>
     </w:p>
-    <w:bookmarkEnd w:id="51"/>
-    <w:bookmarkStart w:id="52" w:name="Xeade53507387318e4e3c1a593fa0d18e65d9948"/>
+    <w:bookmarkEnd w:id="52"/>
+    <w:bookmarkStart w:id="53" w:name="Xeade53507387318e4e3c1a593fa0d18e65d9948"/>
     <w:p>
       <w:pPr>
         <w:pStyle w:val="Heading2"/>
@@ -1796,8 +1832,8 @@
         <w:t xml:space="preserve">Nenne zwei sinnvolle Unterprogramme für die Aufgabe „Karol baut einen rechteckigen Rahmen aus Ziegeln“ und erkläre kurz ihren Zweck.</w:t>
       </w:r>
     </w:p>
-    <w:bookmarkEnd w:id="52"/>
-    <w:bookmarkStart w:id="53" w:name="aufgabe-6-testen-und-debugging-4-p"/>
+    <w:bookmarkEnd w:id="53"/>
+    <w:bookmarkStart w:id="54" w:name="aufgabe-6-testen-und-debugging-4-p"/>
     <w:p>
       <w:pPr>
         <w:pStyle w:val="Heading2"/>
@@ -1819,9 +1855,9 @@
         <w:br w:type="page"/>
       </w:r>
     </w:p>
-    <w:bookmarkEnd w:id="53"/>
     <w:bookmarkEnd w:id="54"/>
-    <w:bookmarkStart w:id="62" w:name="lösung-leistungskontrolle-3-robot-karol"/>
+    <w:bookmarkEnd w:id="55"/>
+    <w:bookmarkStart w:id="63" w:name="lösung-leistungskontrolle-3-robot-karol"/>
     <w:p>
       <w:pPr>
         <w:pStyle w:val="Heading1"/>
@@ -1830,7 +1866,7 @@
         <w:t xml:space="preserve">Lösung – Leistungskontrolle 3 Robot Karol</w:t>
       </w:r>
     </w:p>
-    <w:bookmarkStart w:id="55" w:name="aufgabe-1-2"/>
+    <w:bookmarkStart w:id="56" w:name="aufgabe-1-2"/>
     <w:p>
       <w:pPr>
         <w:pStyle w:val="Heading2"/>
@@ -1847,8 +1883,8 @@
         <w:t xml:space="preserve">Karol geht zwei Schritte geradeaus, dreht sich um 90° nach links und legt auf dem aktuellen Feld einen Ziegel ab.</w:t>
       </w:r>
     </w:p>
-    <w:bookmarkEnd w:id="55"/>
-    <w:bookmarkStart w:id="56" w:name="aufgabe-2-2"/>
+    <w:bookmarkEnd w:id="56"/>
+    <w:bookmarkStart w:id="57" w:name="aufgabe-2-2"/>
     <w:p>
       <w:pPr>
         <w:pStyle w:val="Heading2"/>
@@ -1895,8 +1931,8 @@
         <w:t xml:space="preserve">LinksDrehen</w:t>
       </w:r>
     </w:p>
-    <w:bookmarkEnd w:id="56"/>
-    <w:bookmarkStart w:id="57" w:name="aufgabe-3-2"/>
+    <w:bookmarkEnd w:id="57"/>
+    <w:bookmarkStart w:id="58" w:name="aufgabe-3-2"/>
     <w:p>
       <w:pPr>
         <w:pStyle w:val="Heading2"/>
@@ -1952,8 +1988,8 @@
         <w:t xml:space="preserve">endewenn</w:t>
       </w:r>
     </w:p>
-    <w:bookmarkEnd w:id="57"/>
-    <w:bookmarkStart w:id="58" w:name="aufgabe-4-2"/>
+    <w:bookmarkEnd w:id="58"/>
+    <w:bookmarkStart w:id="59" w:name="aufgabe-4-2"/>
     <w:p>
       <w:pPr>
         <w:pStyle w:val="Heading2"/>
@@ -1999,8 +2035,8 @@
         <w:t xml:space="preserve">Eine feste Wiederholung setzt voraus, dass die Entfernung zur Wand vorher bekannt ist. Die bedingte Wiederholung passt sich an unterschiedliche Welten an.</w:t>
       </w:r>
     </w:p>
-    <w:bookmarkEnd w:id="58"/>
-    <w:bookmarkStart w:id="59" w:name="aufgabe-5-1"/>
+    <w:bookmarkEnd w:id="59"/>
+    <w:bookmarkStart w:id="60" w:name="aufgabe-5-1"/>
     <w:p>
       <w:pPr>
         <w:pStyle w:val="Heading2"/>
@@ -2062,8 +2098,8 @@
         <w:t xml:space="preserve">übernimmt die Richtungsänderung an einer Ecke.</w:t>
       </w:r>
     </w:p>
-    <w:bookmarkEnd w:id="59"/>
-    <w:bookmarkStart w:id="60" w:name="aufgabe-6"/>
+    <w:bookmarkEnd w:id="60"/>
+    <w:bookmarkStart w:id="61" w:name="aufgabe-6"/>
     <w:p>
       <w:pPr>
         <w:pStyle w:val="Heading2"/>
@@ -2080,8 +2116,8 @@
         <w:t xml:space="preserve">Erwartetes Verhalten festlegen, Fehler reproduzieren, Fehlerstelle eingrenzen, gezielt ändern, erneut mit demselben und weiteren Testfällen testen.</w:t>
       </w:r>
     </w:p>
-    <w:bookmarkEnd w:id="60"/>
-    <w:bookmarkStart w:id="61" w:name="punkte-2"/>
+    <w:bookmarkEnd w:id="61"/>
+    <w:bookmarkStart w:id="62" w:name="punkte-2"/>
     <w:p>
       <w:pPr>
         <w:pStyle w:val="Heading2"/>
@@ -2103,15 +2139,15 @@
         <w:br w:type="page"/>
       </w:r>
     </w:p>
-    <w:bookmarkEnd w:id="61"/>
     <w:bookmarkEnd w:id="62"/>
-    <w:bookmarkStart w:id="68" w:name="Xbbdef4c0665d94091c6a9c1f9ce75457ff262c9"/>
+    <w:bookmarkEnd w:id="63"/>
+    <w:bookmarkStart w:id="69" w:name="Xbcc46669fc70ed02b091de6e2de04656dd727f4"/>
     <w:p>
       <w:pPr>
         <w:pStyle w:val="Heading1"/>
       </w:pPr>
       <w:r>
-        <w:t xml:space="preserve">Leistungskontrolle 4 – Transfer: Objektorientierung und Robot Karol</w:t>
+        <w:t xml:space="preserve">Leistungskontrolle 4 – Netzwerke in der Informatik</w:t>
       </w:r>
     </w:p>
     <w:p>
@@ -2134,13 +2170,13 @@
         <w:t xml:space="preserve">Name: ____________________________ Datum: __________</w:t>
       </w:r>
     </w:p>
-    <w:bookmarkStart w:id="63" w:name="aufgabe-1-karol-als-objekt-6-p"/>
+    <w:bookmarkStart w:id="64" w:name="aufgabe-1-netzwerkbegriffe-6-p"/>
     <w:p>
       <w:pPr>
         <w:pStyle w:val="Heading2"/>
       </w:pPr>
       <w:r>
-        <w:t xml:space="preserve">Aufgabe 1 – Karol als Objekt (6 P)</w:t>
+        <w:t xml:space="preserve">Aufgabe 1 – Netzwerkbegriffe (6 P)</w:t>
       </w:r>
     </w:p>
     <w:p>
@@ -2148,27 +2184,83 @@
         <w:pStyle w:val="FirstParagraph"/>
       </w:pPr>
       <w:r>
-        <w:t xml:space="preserve">Betrachte Karol als Objekt einer Klasse</w:t>
+        <w:t xml:space="preserve">Erkläre kurz die Begriffe</w:t>
       </w:r>
       <w:r>
         <w:t xml:space="preserve"> </w:t>
       </w:r>
       <w:r>
         <w:rPr>
-          <w:rStyle w:val="VerbatimChar"/>
+          <w:bCs/>
+          <w:b/>
         </w:rPr>
-        <w:t xml:space="preserve">Roboter</w:t>
+        <w:t xml:space="preserve">LAN</w:t>
+      </w:r>
+      <w:r>
+        <w:t xml:space="preserve">,</w:t>
+      </w:r>
+      <w:r>
+        <w:t xml:space="preserve"> </w:t>
+      </w:r>
+      <w:r>
+        <w:rPr>
+          <w:bCs/>
+          <w:b/>
+        </w:rPr>
+        <w:t xml:space="preserve">WLAN</w:t>
+      </w:r>
+      <w:r>
+        <w:t xml:space="preserve"> </w:t>
+      </w:r>
+      <w:r>
+        <w:t xml:space="preserve">und</w:t>
+      </w:r>
+      <w:r>
+        <w:t xml:space="preserve"> </w:t>
+      </w:r>
+      <w:r>
+        <w:rPr>
+          <w:bCs/>
+          <w:b/>
+        </w:rPr>
+        <w:t xml:space="preserve">Internet</w:t>
+      </w:r>
+      <w:r>
+        <w:t xml:space="preserve"> </w:t>
+      </w:r>
+      <w:r>
+        <w:t xml:space="preserve">und nenne jeweils ein passendes Beispiel.</w:t>
+      </w:r>
+    </w:p>
+    <w:bookmarkEnd w:id="64"/>
+    <w:bookmarkStart w:id="65" w:name="aufgabe-2-komponenten-zuordnen-6-p"/>
+    <w:p>
+      <w:pPr>
+        <w:pStyle w:val="Heading2"/>
+      </w:pPr>
+      <w:r>
+        <w:t xml:space="preserve">Aufgabe 2 – Komponenten zuordnen (6 P)</w:t>
+      </w:r>
+    </w:p>
+    <w:p>
+      <w:pPr>
+        <w:pStyle w:val="FirstParagraph"/>
+      </w:pPr>
+      <w:r>
+        <w:t xml:space="preserve">Ordne jeder Beschreibung den passenden Begriff zu:</w:t>
+      </w:r>
+      <w:r>
+        <w:t xml:space="preserve"> </w:t>
+      </w:r>
+      <w:r>
+        <w:rPr>
+          <w:bCs/>
+          <w:b/>
+        </w:rPr>
+        <w:t xml:space="preserve">Client, Server, Router, Switch, Accesspoint</w:t>
       </w:r>
       <w:r>
         <w:t xml:space="preserve">.</w:t>
-      </w:r>
-    </w:p>
-    <w:p>
-      <w:pPr>
-        <w:pStyle w:val="BodyText"/>
-      </w:pPr>
-      <w:r>
-        <w:t xml:space="preserve">Nenne:</w:t>
       </w:r>
     </w:p>
     <w:p>
@@ -2180,7 +2272,7 @@
         <w:pStyle w:val="Compact"/>
       </w:pPr>
       <w:r>
-        <w:t xml:space="preserve">drei sinnvolle Attribute mit möglichen Attributwerten,</w:t>
+        <w:t xml:space="preserve">stellt Dateien oder Dienste für andere Geräte bereit</w:t>
       </w:r>
     </w:p>
     <w:p>
@@ -2192,17 +2284,61 @@
         <w:pStyle w:val="Compact"/>
       </w:pPr>
       <w:r>
-        <w:t xml:space="preserve">drei sinnvolle Methoden.</w:t>
-      </w:r>
-    </w:p>
-    <w:bookmarkEnd w:id="63"/>
-    <w:bookmarkStart w:id="64" w:name="aufgabe-2-zustand-ändern-6-p"/>
+        <w:t xml:space="preserve">verbindet unterschiedliche Netzwerke</w:t>
+      </w:r>
+    </w:p>
+    <w:p>
+      <w:pPr>
+        <w:numPr>
+          <w:ilvl w:val="0"/>
+          <w:numId w:val="1014"/>
+        </w:numPr>
+        <w:pStyle w:val="Compact"/>
+      </w:pPr>
+      <w:r>
+        <w:t xml:space="preserve">ermöglicht drahtlosen Zugang zu einem Netzwerk</w:t>
+      </w:r>
+    </w:p>
+    <w:p>
+      <w:pPr>
+        <w:numPr>
+          <w:ilvl w:val="0"/>
+          <w:numId w:val="1014"/>
+        </w:numPr>
+        <w:pStyle w:val="Compact"/>
+      </w:pPr>
+      <w:r>
+        <w:t xml:space="preserve">nutzt einen angebotenen Dienst</w:t>
+      </w:r>
+    </w:p>
+    <w:p>
+      <w:pPr>
+        <w:numPr>
+          <w:ilvl w:val="0"/>
+          <w:numId w:val="1014"/>
+        </w:numPr>
+        <w:pStyle w:val="Compact"/>
+      </w:pPr>
+      <w:r>
+        <w:t xml:space="preserve">verbindet mehrere Geräte in einem lokalen kabelgebundenen Netzwerk</w:t>
+      </w:r>
+    </w:p>
+    <w:p>
+      <w:pPr>
+        <w:pStyle w:val="FirstParagraph"/>
+      </w:pPr>
+      <w:r>
+        <w:t xml:space="preserve">Begründe zusätzlich bei zwei Zuordnungen deine Entscheidung.</w:t>
+      </w:r>
+    </w:p>
+    <w:bookmarkEnd w:id="65"/>
+    <w:bookmarkStart w:id="66" w:name="aufgabe-3-datenweg-und-dns-6-p"/>
     <w:p>
       <w:pPr>
         <w:pStyle w:val="Heading2"/>
       </w:pPr>
       <w:r>
-        <w:t xml:space="preserve">Aufgabe 2 – Zustand ändern (6 P)</w:t>
+        <w:t xml:space="preserve">Aufgabe 3 – Datenweg und DNS (6 P)</w:t>
       </w:r>
     </w:p>
     <w:p>
@@ -2210,460 +2346,7 @@
         <w:pStyle w:val="FirstParagraph"/>
       </w:pPr>
       <w:r>
-        <w:t xml:space="preserve">Karol steht auf Position</w:t>
-      </w:r>
-      <w:r>
-        <w:t xml:space="preserve"> </w:t>
-      </w:r>
-      <w:r>
-        <w:rPr>
-          <w:rStyle w:val="VerbatimChar"/>
-        </w:rPr>
-        <w:t xml:space="preserve">(2|3)</w:t>
-      </w:r>
-      <w:r>
-        <w:t xml:space="preserve">, blickt nach Norden und trägt keinen Ziegel.</w:t>
-      </w:r>
-    </w:p>
-    <w:p>
-      <w:pPr>
-        <w:pStyle w:val="BodyText"/>
-      </w:pPr>
-      <w:r>
-        <w:t xml:space="preserve">Beschreibe die möglichen Zustandsänderungen nach:</w:t>
-      </w:r>
-    </w:p>
-    <w:p>
-      <w:pPr>
-        <w:pStyle w:val="SourceCode"/>
-      </w:pPr>
-      <w:r>
-        <w:rPr>
-          <w:rStyle w:val="VerbatimChar"/>
-        </w:rPr>
-        <w:t xml:space="preserve">Schritt</w:t>
-      </w:r>
-      <w:r>
-        <w:br/>
-      </w:r>
-      <w:r>
-        <w:rPr>
-          <w:rStyle w:val="VerbatimChar"/>
-        </w:rPr>
-        <w:t xml:space="preserve">LinksDrehen</w:t>
-      </w:r>
-      <w:r>
-        <w:br/>
-      </w:r>
-      <w:r>
-        <w:rPr>
-          <w:rStyle w:val="VerbatimChar"/>
-        </w:rPr>
-        <w:t xml:space="preserve">Aufheben</w:t>
-      </w:r>
-    </w:p>
-    <w:bookmarkEnd w:id="64"/>
-    <w:bookmarkStart w:id="65" w:name="aufgabe-3-algorithmus-analysieren-6-p"/>
-    <w:p>
-      <w:pPr>
-        <w:pStyle w:val="Heading2"/>
-      </w:pPr>
-      <w:r>
-        <w:t xml:space="preserve">Aufgabe 3 – Algorithmus analysieren (6 P)</w:t>
-      </w:r>
-    </w:p>
-    <w:p>
-      <w:pPr>
-        <w:pStyle w:val="SourceCode"/>
-      </w:pPr>
-      <w:r>
-        <w:rPr>
-          <w:rStyle w:val="VerbatimChar"/>
-        </w:rPr>
-        <w:t xml:space="preserve">solange vorne frei</w:t>
-      </w:r>
-      <w:r>
-        <w:br/>
-      </w:r>
-      <w:r>
-        <w:rPr>
-          <w:rStyle w:val="VerbatimChar"/>
-        </w:rPr>
-        <w:t xml:space="preserve">    wenn hier Ziegel dann</w:t>
-      </w:r>
-      <w:r>
-        <w:br/>
-      </w:r>
-      <w:r>
-        <w:rPr>
-          <w:rStyle w:val="VerbatimChar"/>
-        </w:rPr>
-        <w:t xml:space="preserve">        Aufheben</w:t>
-      </w:r>
-      <w:r>
-        <w:br/>
-      </w:r>
-      <w:r>
-        <w:rPr>
-          <w:rStyle w:val="VerbatimChar"/>
-        </w:rPr>
-        <w:t xml:space="preserve">    endewenn</w:t>
-      </w:r>
-      <w:r>
-        <w:br/>
-      </w:r>
-      <w:r>
-        <w:rPr>
-          <w:rStyle w:val="VerbatimChar"/>
-        </w:rPr>
-        <w:t xml:space="preserve">    Schritt</w:t>
-      </w:r>
-      <w:r>
-        <w:br/>
-      </w:r>
-      <w:r>
-        <w:rPr>
-          <w:rStyle w:val="VerbatimChar"/>
-        </w:rPr>
-        <w:t xml:space="preserve">endesolange</w:t>
-      </w:r>
-    </w:p>
-    <w:p>
-      <w:pPr>
-        <w:pStyle w:val="FirstParagraph"/>
-      </w:pPr>
-      <w:r>
-        <w:t xml:space="preserve">Erkläre den Ablauf in eigenen Worten und benenne die verwendeten Kontrollstrukturen.</w:t>
-      </w:r>
-    </w:p>
-    <w:bookmarkEnd w:id="65"/>
-    <w:bookmarkStart w:id="66" w:name="aufgabe-4-programm-verbessern-6-p"/>
-    <w:p>
-      <w:pPr>
-        <w:pStyle w:val="Heading2"/>
-      </w:pPr>
-      <w:r>
-        <w:t xml:space="preserve">Aufgabe 4 – Programm verbessern (6 P)</w:t>
-      </w:r>
-    </w:p>
-    <w:p>
-      <w:pPr>
-        <w:pStyle w:val="FirstParagraph"/>
-      </w:pPr>
-      <w:r>
-        <w:t xml:space="preserve">Ein Programm enthält viermal denselben Block aus drei Befehlen. Nenne zwei Möglichkeiten, die Struktur zu verbessern, und begründe den Vorteil.</w:t>
-      </w:r>
-    </w:p>
-    <w:bookmarkEnd w:id="66"/>
-    <w:bookmarkStart w:id="67" w:name="aufgabe-5-teststrategie-6-p"/>
-    <w:p>
-      <w:pPr>
-        <w:pStyle w:val="Heading2"/>
-      </w:pPr>
-      <w:r>
-        <w:t xml:space="preserve">Aufgabe 5 – Teststrategie (6 P)</w:t>
-      </w:r>
-    </w:p>
-    <w:p>
-      <w:pPr>
-        <w:pStyle w:val="FirstParagraph"/>
-      </w:pPr>
-      <w:r>
-        <w:t xml:space="preserve">Entwirf drei unterschiedliche Testfälle für einen Algorithmus, der auf einem Weg alle vorhandenen Ziegel einsammelt und vor einer Wand stoppt. Beschreibe jeweils Ausgangslage und erwartetes Ergebnis.</w:t>
-      </w:r>
-    </w:p>
-    <w:p>
-      <w:r>
-        <w:br w:type="page"/>
-      </w:r>
-    </w:p>
-    <w:bookmarkEnd w:id="67"/>
-    <w:bookmarkEnd w:id="68"/>
-    <w:bookmarkStart w:id="75" w:name="lösung-leistungskontrolle-4-transfer"/>
-    <w:p>
-      <w:pPr>
-        <w:pStyle w:val="Heading1"/>
-      </w:pPr>
-      <w:r>
-        <w:t xml:space="preserve">Lösung – Leistungskontrolle 4 Transfer</w:t>
-      </w:r>
-    </w:p>
-    <w:bookmarkStart w:id="69" w:name="aufgabe-1-3"/>
-    <w:p>
-      <w:pPr>
-        <w:pStyle w:val="Heading2"/>
-      </w:pPr>
-      <w:r>
-        <w:t xml:space="preserve">Aufgabe 1</w:t>
-      </w:r>
-    </w:p>
-    <w:p>
-      <w:pPr>
-        <w:pStyle w:val="FirstParagraph"/>
-      </w:pPr>
-      <w:r>
-        <w:t xml:space="preserve">Mögliche Attribute:</w:t>
-      </w:r>
-      <w:r>
-        <w:t xml:space="preserve"> </w:t>
-      </w:r>
-      <w:r>
-        <w:rPr>
-          <w:rStyle w:val="VerbatimChar"/>
-        </w:rPr>
-        <w:t xml:space="preserve">position=(2|3)</w:t>
-      </w:r>
-      <w:r>
-        <w:t xml:space="preserve">,</w:t>
-      </w:r>
-      <w:r>
-        <w:t xml:space="preserve"> </w:t>
-      </w:r>
-      <w:r>
-        <w:rPr>
-          <w:rStyle w:val="VerbatimChar"/>
-        </w:rPr>
-        <w:t xml:space="preserve">richtung=Norden</w:t>
-      </w:r>
-      <w:r>
-        <w:t xml:space="preserve">,</w:t>
-      </w:r>
-      <w:r>
-        <w:t xml:space="preserve"> </w:t>
-      </w:r>
-      <w:r>
-        <w:rPr>
-          <w:rStyle w:val="VerbatimChar"/>
-        </w:rPr>
-        <w:t xml:space="preserve">hatZiegel=nein</w:t>
-      </w:r>
-      <w:r>
-        <w:t xml:space="preserve">. Mögliche Methoden:</w:t>
-      </w:r>
-      <w:r>
-        <w:t xml:space="preserve"> </w:t>
-      </w:r>
-      <w:r>
-        <w:rPr>
-          <w:rStyle w:val="VerbatimChar"/>
-        </w:rPr>
-        <w:t xml:space="preserve">Schritt()</w:t>
-      </w:r>
-      <w:r>
-        <w:t xml:space="preserve">,</w:t>
-      </w:r>
-      <w:r>
-        <w:t xml:space="preserve"> </w:t>
-      </w:r>
-      <w:r>
-        <w:rPr>
-          <w:rStyle w:val="VerbatimChar"/>
-        </w:rPr>
-        <w:t xml:space="preserve">LinksDrehen()</w:t>
-      </w:r>
-      <w:r>
-        <w:t xml:space="preserve">,</w:t>
-      </w:r>
-      <w:r>
-        <w:t xml:space="preserve"> </w:t>
-      </w:r>
-      <w:r>
-        <w:rPr>
-          <w:rStyle w:val="VerbatimChar"/>
-        </w:rPr>
-        <w:t xml:space="preserve">Aufheben()</w:t>
-      </w:r>
-      <w:r>
-        <w:t xml:space="preserve">.</w:t>
-      </w:r>
-    </w:p>
-    <w:bookmarkEnd w:id="69"/>
-    <w:bookmarkStart w:id="70" w:name="aufgabe-2-3"/>
-    <w:p>
-      <w:pPr>
-        <w:pStyle w:val="Heading2"/>
-      </w:pPr>
-      <w:r>
-        <w:t xml:space="preserve">Aufgabe 2</w:t>
-      </w:r>
-    </w:p>
-    <w:p>
-      <w:pPr>
-        <w:pStyle w:val="FirstParagraph"/>
-      </w:pPr>
-      <w:r>
-        <w:t xml:space="preserve">Nach</w:t>
-      </w:r>
-      <w:r>
-        <w:t xml:space="preserve"> </w:t>
-      </w:r>
-      <w:r>
-        <w:rPr>
-          <w:rStyle w:val="VerbatimChar"/>
-        </w:rPr>
-        <w:t xml:space="preserve">Schritt</w:t>
-      </w:r>
-      <w:r>
-        <w:t xml:space="preserve"> </w:t>
-      </w:r>
-      <w:r>
-        <w:t xml:space="preserve">ändert sich die Position entsprechend der Blickrichtung, etwa von</w:t>
-      </w:r>
-      <w:r>
-        <w:t xml:space="preserve"> </w:t>
-      </w:r>
-      <w:r>
-        <w:rPr>
-          <w:rStyle w:val="VerbatimChar"/>
-        </w:rPr>
-        <w:t xml:space="preserve">(2|3)</w:t>
-      </w:r>
-      <w:r>
-        <w:t xml:space="preserve"> </w:t>
-      </w:r>
-      <w:r>
-        <w:t xml:space="preserve">auf</w:t>
-      </w:r>
-      <w:r>
-        <w:t xml:space="preserve"> </w:t>
-      </w:r>
-      <w:r>
-        <w:rPr>
-          <w:rStyle w:val="VerbatimChar"/>
-        </w:rPr>
-        <w:t xml:space="preserve">(2|4)</w:t>
-      </w:r>
-      <w:r>
-        <w:t xml:space="preserve">.</w:t>
-      </w:r>
-      <w:r>
-        <w:t xml:space="preserve"> </w:t>
-      </w:r>
-      <w:r>
-        <w:rPr>
-          <w:rStyle w:val="VerbatimChar"/>
-        </w:rPr>
-        <w:t xml:space="preserve">LinksDrehen</w:t>
-      </w:r>
-      <w:r>
-        <w:t xml:space="preserve"> </w:t>
-      </w:r>
-      <w:r>
-        <w:t xml:space="preserve">ändert die Richtung von Norden nach Westen.</w:t>
-      </w:r>
-      <w:r>
-        <w:t xml:space="preserve"> </w:t>
-      </w:r>
-      <w:r>
-        <w:rPr>
-          <w:rStyle w:val="VerbatimChar"/>
-        </w:rPr>
-        <w:t xml:space="preserve">Aufheben</w:t>
-      </w:r>
-      <w:r>
-        <w:t xml:space="preserve"> </w:t>
-      </w:r>
-      <w:r>
-        <w:t xml:space="preserve">kann den Zustand</w:t>
-      </w:r>
-      <w:r>
-        <w:t xml:space="preserve"> </w:t>
-      </w:r>
-      <w:r>
-        <w:rPr>
-          <w:rStyle w:val="VerbatimChar"/>
-        </w:rPr>
-        <w:t xml:space="preserve">hatZiegel</w:t>
-      </w:r>
-      <w:r>
-        <w:t xml:space="preserve"> </w:t>
-      </w:r>
-      <w:r>
-        <w:t xml:space="preserve">von</w:t>
-      </w:r>
-      <w:r>
-        <w:t xml:space="preserve"> </w:t>
-      </w:r>
-      <w:r>
-        <w:rPr>
-          <w:rStyle w:val="VerbatimChar"/>
-        </w:rPr>
-        <w:t xml:space="preserve">nein</w:t>
-      </w:r>
-      <w:r>
-        <w:t xml:space="preserve"> </w:t>
-      </w:r>
-      <w:r>
-        <w:t xml:space="preserve">auf</w:t>
-      </w:r>
-      <w:r>
-        <w:t xml:space="preserve"> </w:t>
-      </w:r>
-      <w:r>
-        <w:rPr>
-          <w:rStyle w:val="VerbatimChar"/>
-        </w:rPr>
-        <w:t xml:space="preserve">ja</w:t>
-      </w:r>
-      <w:r>
-        <w:t xml:space="preserve"> </w:t>
-      </w:r>
-      <w:r>
-        <w:t xml:space="preserve">ändern, sofern ein Ziegel vorhanden ist.</w:t>
-      </w:r>
-    </w:p>
-    <w:bookmarkEnd w:id="70"/>
-    <w:bookmarkStart w:id="71" w:name="aufgabe-3-3"/>
-    <w:p>
-      <w:pPr>
-        <w:pStyle w:val="Heading2"/>
-      </w:pPr>
-      <w:r>
-        <w:t xml:space="preserve">Aufgabe 3</w:t>
-      </w:r>
-    </w:p>
-    <w:p>
-      <w:pPr>
-        <w:pStyle w:val="FirstParagraph"/>
-      </w:pPr>
-      <w:r>
-        <w:t xml:space="preserve">Karol läuft bis zur Wand. Auf jedem besuchten Feld prüft er, ob dort ein Ziegel liegt. Falls ja, hebt er ihn auf, danach geht er weiter. Verwendet werden eine bedingte Wiederholung und eine darin verschachtelte Bedingung.</w:t>
-      </w:r>
-    </w:p>
-    <w:bookmarkEnd w:id="71"/>
-    <w:bookmarkStart w:id="72" w:name="aufgabe-4-3"/>
-    <w:p>
-      <w:pPr>
-        <w:pStyle w:val="Heading2"/>
-      </w:pPr>
-      <w:r>
-        <w:t xml:space="preserve">Aufgabe 4</w:t>
-      </w:r>
-    </w:p>
-    <w:p>
-      <w:pPr>
-        <w:pStyle w:val="FirstParagraph"/>
-      </w:pPr>
-      <w:r>
-        <w:t xml:space="preserve">Mögliche Verbesserungen: den wiederkehrenden Block in eine Wiederholung setzen oder als benanntes Unterprogramm formulieren. Vorteile: weniger Dopplung, bessere Lesbarkeit, leichtere Änderung und Wiederverwendung.</w:t>
-      </w:r>
-    </w:p>
-    <w:bookmarkEnd w:id="72"/>
-    <w:bookmarkStart w:id="73" w:name="aufgabe-5-2"/>
-    <w:p>
-      <w:pPr>
-        <w:pStyle w:val="Heading2"/>
-      </w:pPr>
-      <w:r>
-        <w:t xml:space="preserve">Aufgabe 5</w:t>
-      </w:r>
-    </w:p>
-    <w:p>
-      <w:pPr>
-        <w:pStyle w:val="FirstParagraph"/>
-      </w:pPr>
-      <w:r>
-        <w:t xml:space="preserve">Mögliche Testfälle:</w:t>
+        <w:t xml:space="preserve">Ein Notebook ist per WLAN mit dem Schulnetz verbunden und ruft eine Webseite auf.</w:t>
       </w:r>
     </w:p>
     <w:p>
@@ -2675,7 +2358,7 @@
         <w:pStyle w:val="Compact"/>
       </w:pPr>
       <w:r>
-        <w:t xml:space="preserve">Weg ohne Ziegel → Karol stoppt vor der Wand, hat nichts eingesammelt.</w:t>
+        <w:t xml:space="preserve">Skizziere einen möglichen Datenweg vom Notebook bis zum Webserver.</w:t>
       </w:r>
     </w:p>
     <w:p>
@@ -2687,7 +2370,7 @@
         <w:pStyle w:val="Compact"/>
       </w:pPr>
       <w:r>
-        <w:t xml:space="preserve">Weg mit einem Ziegel → Karol sammelt ihn ein und stoppt vor der Wand.</w:t>
+        <w:t xml:space="preserve">Erkläre die Aufgabe von DNS.</w:t>
       </w:r>
     </w:p>
     <w:p>
@@ -2699,17 +2382,579 @@
         <w:pStyle w:val="Compact"/>
       </w:pPr>
       <w:r>
-        <w:t xml:space="preserve">Weg mit mehreren Ziegeln auf unterschiedlichen Feldern → alle werden eingesammelt, anschließend Halt vor der Wand.</w:t>
+        <w:t xml:space="preserve">Nenne eine sinnvolle Prüffrage, wenn die Webseite über ihren Namen nicht erreichbar ist.</w:t>
+      </w:r>
+    </w:p>
+    <w:bookmarkEnd w:id="66"/>
+    <w:bookmarkStart w:id="67" w:name="X1344b350bfa579f5377d7fd940ec2f4ddbeb56b"/>
+    <w:p>
+      <w:pPr>
+        <w:pStyle w:val="Heading2"/>
+      </w:pPr>
+      <w:r>
+        <w:t xml:space="preserve">Aufgabe 4 – Protokolle, Dienste und Übertragungsmedien (6 P)</w:t>
+      </w:r>
+    </w:p>
+    <w:p>
+      <w:pPr>
+        <w:numPr>
+          <w:ilvl w:val="0"/>
+          <w:numId w:val="1016"/>
+        </w:numPr>
+        <w:pStyle w:val="Compact"/>
+      </w:pPr>
+      <w:r>
+        <w:t xml:space="preserve">Erkläre, warum Netzwerkkommunikation gemeinsame Protokolle benötigt.</w:t>
+      </w:r>
+    </w:p>
+    <w:p>
+      <w:pPr>
+        <w:numPr>
+          <w:ilvl w:val="0"/>
+          <w:numId w:val="1016"/>
+        </w:numPr>
+        <w:pStyle w:val="Compact"/>
+      </w:pPr>
+      <w:r>
+        <w:t xml:space="preserve">Ordne</w:t>
+      </w:r>
+      <w:r>
+        <w:t xml:space="preserve"> </w:t>
+      </w:r>
+      <w:r>
+        <w:rPr>
+          <w:bCs/>
+          <w:b/>
+        </w:rPr>
+        <w:t xml:space="preserve">HTTP</w:t>
+      </w:r>
+      <w:r>
+        <w:t xml:space="preserve">,</w:t>
+      </w:r>
+      <w:r>
+        <w:t xml:space="preserve"> </w:t>
+      </w:r>
+      <w:r>
+        <w:rPr>
+          <w:bCs/>
+          <w:b/>
+        </w:rPr>
+        <w:t xml:space="preserve">FTP</w:t>
+      </w:r>
+      <w:r>
+        <w:t xml:space="preserve"> </w:t>
+      </w:r>
+      <w:r>
+        <w:t xml:space="preserve">und</w:t>
+      </w:r>
+      <w:r>
+        <w:t xml:space="preserve"> </w:t>
+      </w:r>
+      <w:r>
+        <w:rPr>
+          <w:bCs/>
+          <w:b/>
+        </w:rPr>
+        <w:t xml:space="preserve">Mail-Protokolle</w:t>
+      </w:r>
+      <w:r>
+        <w:t xml:space="preserve"> </w:t>
+      </w:r>
+      <w:r>
+        <w:t xml:space="preserve">passenden Nutzungen zu.</w:t>
+      </w:r>
+    </w:p>
+    <w:p>
+      <w:pPr>
+        <w:numPr>
+          <w:ilvl w:val="0"/>
+          <w:numId w:val="1016"/>
+        </w:numPr>
+        <w:pStyle w:val="Compact"/>
+      </w:pPr>
+      <w:r>
+        <w:t xml:space="preserve">Nenne je einen Vorteil von</w:t>
+      </w:r>
+      <w:r>
+        <w:t xml:space="preserve"> </w:t>
+      </w:r>
+      <w:r>
+        <w:rPr>
+          <w:bCs/>
+          <w:b/>
+        </w:rPr>
+        <w:t xml:space="preserve">Funk</w:t>
+      </w:r>
+      <w:r>
+        <w:t xml:space="preserve"> </w:t>
+      </w:r>
+      <w:r>
+        <w:t xml:space="preserve">und</w:t>
+      </w:r>
+      <w:r>
+        <w:t xml:space="preserve"> </w:t>
+      </w:r>
+      <w:r>
+        <w:rPr>
+          <w:bCs/>
+          <w:b/>
+        </w:rPr>
+        <w:t xml:space="preserve">Lichtwellenleiter</w:t>
+      </w:r>
+      <w:r>
+        <w:t xml:space="preserve"> </w:t>
+      </w:r>
+      <w:r>
+        <w:t xml:space="preserve">als Übertragungsmedium.</w:t>
+      </w:r>
+    </w:p>
+    <w:bookmarkEnd w:id="67"/>
+    <w:bookmarkStart w:id="68" w:name="aufgabe-5-kryptografie-6-p"/>
+    <w:p>
+      <w:pPr>
+        <w:pStyle w:val="Heading2"/>
+      </w:pPr>
+      <w:r>
+        <w:t xml:space="preserve">Aufgabe 5 – Kryptografie (6 P)</w:t>
+      </w:r>
+    </w:p>
+    <w:p>
+      <w:pPr>
+        <w:numPr>
+          <w:ilvl w:val="0"/>
+          <w:numId w:val="1017"/>
+        </w:numPr>
+        <w:pStyle w:val="Compact"/>
+      </w:pPr>
+      <w:r>
+        <w:t xml:space="preserve">Erkläre die Begriffe</w:t>
+      </w:r>
+      <w:r>
+        <w:t xml:space="preserve"> </w:t>
+      </w:r>
+      <w:r>
+        <w:rPr>
+          <w:bCs/>
+          <w:b/>
+        </w:rPr>
+        <w:t xml:space="preserve">Klartext</w:t>
+      </w:r>
+      <w:r>
+        <w:t xml:space="preserve">,</w:t>
+      </w:r>
+      <w:r>
+        <w:t xml:space="preserve"> </w:t>
+      </w:r>
+      <w:r>
+        <w:rPr>
+          <w:bCs/>
+          <w:b/>
+        </w:rPr>
+        <w:t xml:space="preserve">Geheimtext</w:t>
+      </w:r>
+      <w:r>
+        <w:t xml:space="preserve"> </w:t>
+      </w:r>
+      <w:r>
+        <w:t xml:space="preserve">und</w:t>
+      </w:r>
+      <w:r>
+        <w:t xml:space="preserve"> </w:t>
+      </w:r>
+      <w:r>
+        <w:rPr>
+          <w:bCs/>
+          <w:b/>
+        </w:rPr>
+        <w:t xml:space="preserve">Schlüssel</w:t>
+      </w:r>
+      <w:r>
+        <w:t xml:space="preserve">.</w:t>
+      </w:r>
+    </w:p>
+    <w:p>
+      <w:pPr>
+        <w:numPr>
+          <w:ilvl w:val="0"/>
+          <w:numId w:val="1017"/>
+        </w:numPr>
+        <w:pStyle w:val="Compact"/>
+      </w:pPr>
+      <w:r>
+        <w:t xml:space="preserve">Verschlüssele das Wort</w:t>
+      </w:r>
+      <w:r>
+        <w:t xml:space="preserve"> </w:t>
+      </w:r>
+      <w:r>
+        <w:rPr>
+          <w:rStyle w:val="VerbatimChar"/>
+        </w:rPr>
+        <w:t xml:space="preserve">NETZ</w:t>
+      </w:r>
+      <w:r>
+        <w:t xml:space="preserve"> </w:t>
+      </w:r>
+      <w:r>
+        <w:t xml:space="preserve">mit einer Caesar-Verschiebung um 3 Stellen.</w:t>
+      </w:r>
+    </w:p>
+    <w:p>
+      <w:pPr>
+        <w:numPr>
+          <w:ilvl w:val="0"/>
+          <w:numId w:val="1017"/>
+        </w:numPr>
+        <w:pStyle w:val="Compact"/>
+      </w:pPr>
+      <w:r>
+        <w:t xml:space="preserve">Begründe, warum Caesar heute nicht für vertrauliche Internetkommunikation geeignet ist.</w:t>
+      </w:r>
+    </w:p>
+    <w:p>
+      <w:pPr>
+        <w:pStyle w:val="FirstParagraph"/>
+      </w:pPr>
+      <w:r>
+        <w:rPr>
+          <w:bCs/>
+          <w:b/>
+        </w:rPr>
+        <w:t xml:space="preserve">Gesamt: 30 Punkte</w:t>
+      </w:r>
+    </w:p>
+    <w:p>
+      <w:r>
+        <w:br w:type="page"/>
+      </w:r>
+    </w:p>
+    <w:bookmarkEnd w:id="68"/>
+    <w:bookmarkEnd w:id="69"/>
+    <w:bookmarkStart w:id="75" w:name="X09e6db2b6320dbd753336f2cafffa088befb87e"/>
+    <w:p>
+      <w:pPr>
+        <w:pStyle w:val="Heading1"/>
+      </w:pPr>
+      <w:r>
+        <w:t xml:space="preserve">Lösung – Leistungskontrolle 4 Netzwerke in der Informatik</w:t>
+      </w:r>
+    </w:p>
+    <w:bookmarkStart w:id="70" w:name="aufgabe-1-6-p"/>
+    <w:p>
+      <w:pPr>
+        <w:pStyle w:val="Heading2"/>
+      </w:pPr>
+      <w:r>
+        <w:t xml:space="preserve">Aufgabe 1 – 6 P</w:t>
+      </w:r>
+    </w:p>
+    <w:p>
+      <w:pPr>
+        <w:numPr>
+          <w:ilvl w:val="0"/>
+          <w:numId w:val="1018"/>
+        </w:numPr>
+        <w:pStyle w:val="Compact"/>
+      </w:pPr>
+      <w:r>
+        <w:t xml:space="preserve">LAN: lokal begrenztes Netzwerk, z. B. Schulnetz in einem Gebäude. 2 P</w:t>
+      </w:r>
+    </w:p>
+    <w:p>
+      <w:pPr>
+        <w:numPr>
+          <w:ilvl w:val="0"/>
+          <w:numId w:val="1018"/>
+        </w:numPr>
+        <w:pStyle w:val="Compact"/>
+      </w:pPr>
+      <w:r>
+        <w:t xml:space="preserve">WLAN: drahtloses lokales Netzwerk, z. B. Heim-WLAN. 2 P</w:t>
+      </w:r>
+    </w:p>
+    <w:p>
+      <w:pPr>
+        <w:numPr>
+          <w:ilvl w:val="0"/>
+          <w:numId w:val="1018"/>
+        </w:numPr>
+        <w:pStyle w:val="Compact"/>
+      </w:pPr>
+      <w:r>
+        <w:t xml:space="preserve">Internet: weltweites Netz von Netzwerken. 2 P</w:t>
+      </w:r>
+    </w:p>
+    <w:bookmarkEnd w:id="70"/>
+    <w:bookmarkStart w:id="71" w:name="aufgabe-2-6-p"/>
+    <w:p>
+      <w:pPr>
+        <w:pStyle w:val="Heading2"/>
+      </w:pPr>
+      <w:r>
+        <w:t xml:space="preserve">Aufgabe 2 – 6 P</w:t>
+      </w:r>
+    </w:p>
+    <w:p>
+      <w:pPr>
+        <w:numPr>
+          <w:ilvl w:val="0"/>
+          <w:numId w:val="1019"/>
+        </w:numPr>
+        <w:pStyle w:val="Compact"/>
+      </w:pPr>
+      <w:r>
+        <w:t xml:space="preserve">Server</w:t>
+      </w:r>
+    </w:p>
+    <w:p>
+      <w:pPr>
+        <w:numPr>
+          <w:ilvl w:val="0"/>
+          <w:numId w:val="1019"/>
+        </w:numPr>
+        <w:pStyle w:val="Compact"/>
+      </w:pPr>
+      <w:r>
+        <w:t xml:space="preserve">Router</w:t>
+      </w:r>
+    </w:p>
+    <w:p>
+      <w:pPr>
+        <w:numPr>
+          <w:ilvl w:val="0"/>
+          <w:numId w:val="1019"/>
+        </w:numPr>
+        <w:pStyle w:val="Compact"/>
+      </w:pPr>
+      <w:r>
+        <w:t xml:space="preserve">Accesspoint</w:t>
+      </w:r>
+    </w:p>
+    <w:p>
+      <w:pPr>
+        <w:numPr>
+          <w:ilvl w:val="0"/>
+          <w:numId w:val="1019"/>
+        </w:numPr>
+        <w:pStyle w:val="Compact"/>
+      </w:pPr>
+      <w:r>
+        <w:t xml:space="preserve">Client</w:t>
+      </w:r>
+    </w:p>
+    <w:p>
+      <w:pPr>
+        <w:numPr>
+          <w:ilvl w:val="0"/>
+          <w:numId w:val="1019"/>
+        </w:numPr>
+        <w:pStyle w:val="Compact"/>
+      </w:pPr>
+      <w:r>
+        <w:t xml:space="preserve">Switch</w:t>
+      </w:r>
+    </w:p>
+    <w:p>
+      <w:pPr>
+        <w:pStyle w:val="FirstParagraph"/>
+      </w:pPr>
+      <w:r>
+        <w:t xml:space="preserve">Je richtige Zuordnung 0,8 P = 4 P. Zwei fachlich korrekte Begründungen je 1 P.</w:t>
+      </w:r>
+    </w:p>
+    <w:bookmarkEnd w:id="71"/>
+    <w:bookmarkStart w:id="72" w:name="aufgabe-3-6-p"/>
+    <w:p>
+      <w:pPr>
+        <w:pStyle w:val="Heading2"/>
+      </w:pPr>
+      <w:r>
+        <w:t xml:space="preserve">Aufgabe 3 – 6 P</w:t>
+      </w:r>
+    </w:p>
+    <w:p>
+      <w:pPr>
+        <w:pStyle w:val="FirstParagraph"/>
+      </w:pPr>
+      <w:r>
+        <w:t xml:space="preserve">Möglicher Datenweg: Notebook → Accesspoint → Switch/Router → Internet → Webserver. Andere funktional sinnvolle Modelle sind zulässig. 3 P</w:t>
+      </w:r>
+    </w:p>
+    <w:p>
+      <w:pPr>
+        <w:pStyle w:val="BodyText"/>
+      </w:pPr>
+      <w:r>
+        <w:t xml:space="preserve">DNS ordnet Namen wie Domainnamen technischen Adressen zu. 2 P</w:t>
+      </w:r>
+    </w:p>
+    <w:p>
+      <w:pPr>
+        <w:pStyle w:val="BodyText"/>
+      </w:pPr>
+      <w:r>
+        <w:t xml:space="preserve">Sinnvolle Prüffrage, z. B.: Funktioniert die Namensauflösung bzw. ist der DNS-Dienst erreichbar? 1 P</w:t>
+      </w:r>
+    </w:p>
+    <w:bookmarkEnd w:id="72"/>
+    <w:bookmarkStart w:id="73" w:name="aufgabe-4-6-p"/>
+    <w:p>
+      <w:pPr>
+        <w:pStyle w:val="Heading2"/>
+      </w:pPr>
+      <w:r>
+        <w:t xml:space="preserve">Aufgabe 4 – 6 P</w:t>
+      </w:r>
+    </w:p>
+    <w:p>
+      <w:pPr>
+        <w:pStyle w:val="FirstParagraph"/>
+      </w:pPr>
+      <w:r>
+        <w:t xml:space="preserve">Protokolle legen gemeinsame Regeln für den Datenaustausch fest. 2 P</w:t>
+      </w:r>
+    </w:p>
+    <w:p>
+      <w:pPr>
+        <w:numPr>
+          <w:ilvl w:val="0"/>
+          <w:numId w:val="1020"/>
+        </w:numPr>
+        <w:pStyle w:val="Compact"/>
+      </w:pPr>
+      <w:r>
+        <w:t xml:space="preserve">HTTP: Webinhalte</w:t>
+      </w:r>
+    </w:p>
+    <w:p>
+      <w:pPr>
+        <w:numPr>
+          <w:ilvl w:val="0"/>
+          <w:numId w:val="1020"/>
+        </w:numPr>
+        <w:pStyle w:val="Compact"/>
+      </w:pPr>
+      <w:r>
+        <w:t xml:space="preserve">FTP: Dateiübertragung</w:t>
+      </w:r>
+    </w:p>
+    <w:p>
+      <w:pPr>
+        <w:numPr>
+          <w:ilvl w:val="0"/>
+          <w:numId w:val="1020"/>
+        </w:numPr>
+        <w:pStyle w:val="Compact"/>
+      </w:pPr>
+      <w:r>
+        <w:t xml:space="preserve">Mail-Protokolle: E-Mail-Transport/Abruf</w:t>
+      </w:r>
+    </w:p>
+    <w:p>
+      <w:pPr>
+        <w:pStyle w:val="FirstParagraph"/>
+      </w:pPr>
+      <w:r>
+        <w:t xml:space="preserve">Zuordnungen insgesamt 2 P.</w:t>
+      </w:r>
+    </w:p>
+    <w:p>
+      <w:pPr>
+        <w:pStyle w:val="BodyText"/>
+      </w:pPr>
+      <w:r>
+        <w:t xml:space="preserve">Vorteile, z. B. Funk: Mobilität/kein Kabel; Lichtwellenleiter: hohe Datenrate/große Reichweite/geringe elektromagnetische Störanfälligkeit. Je 1 P.</w:t>
       </w:r>
     </w:p>
     <w:bookmarkEnd w:id="73"/>
-    <w:bookmarkStart w:id="74" w:name="punkte-3"/>
+    <w:bookmarkStart w:id="74" w:name="aufgabe-5-6-p"/>
     <w:p>
       <w:pPr>
         <w:pStyle w:val="Heading2"/>
       </w:pPr>
       <w:r>
-        <w:t xml:space="preserve">Punkte</w:t>
+        <w:t xml:space="preserve">Aufgabe 5 – 6 P</w:t>
+      </w:r>
+    </w:p>
+    <w:p>
+      <w:pPr>
+        <w:numPr>
+          <w:ilvl w:val="0"/>
+          <w:numId w:val="1021"/>
+        </w:numPr>
+        <w:pStyle w:val="Compact"/>
+      </w:pPr>
+      <w:r>
+        <w:t xml:space="preserve">Klartext: lesbare ursprüngliche Nachricht. 1 P</w:t>
+      </w:r>
+    </w:p>
+    <w:p>
+      <w:pPr>
+        <w:numPr>
+          <w:ilvl w:val="0"/>
+          <w:numId w:val="1021"/>
+        </w:numPr>
+        <w:pStyle w:val="Compact"/>
+      </w:pPr>
+      <w:r>
+        <w:t xml:space="preserve">Geheimtext: Ergebnis der Verschlüsselung. 1 P</w:t>
+      </w:r>
+    </w:p>
+    <w:p>
+      <w:pPr>
+        <w:numPr>
+          <w:ilvl w:val="0"/>
+          <w:numId w:val="1021"/>
+        </w:numPr>
+        <w:pStyle w:val="Compact"/>
+      </w:pPr>
+      <w:r>
+        <w:t xml:space="preserve">Schlüssel: Information/Regelparameter, der die Ver- bzw. Entschlüsselung bestimmt. 1 P</w:t>
+      </w:r>
+    </w:p>
+    <w:p>
+      <w:pPr>
+        <w:numPr>
+          <w:ilvl w:val="0"/>
+          <w:numId w:val="1021"/>
+        </w:numPr>
+        <w:pStyle w:val="Compact"/>
+      </w:pPr>
+      <w:r>
+        <w:rPr>
+          <w:rStyle w:val="VerbatimChar"/>
+        </w:rPr>
+        <w:t xml:space="preserve">NETZ</w:t>
+      </w:r>
+      <w:r>
+        <w:t xml:space="preserve"> </w:t>
+      </w:r>
+      <w:r>
+        <w:t xml:space="preserve">mit +3 →</w:t>
+      </w:r>
+      <w:r>
+        <w:t xml:space="preserve"> </w:t>
+      </w:r>
+      <w:r>
+        <w:rPr>
+          <w:rStyle w:val="VerbatimChar"/>
+        </w:rPr>
+        <w:t xml:space="preserve">QHWC</w:t>
+      </w:r>
+      <w:r>
+        <w:t xml:space="preserve">. 2 P</w:t>
+      </w:r>
+    </w:p>
+    <w:p>
+      <w:pPr>
+        <w:numPr>
+          <w:ilvl w:val="0"/>
+          <w:numId w:val="1021"/>
+        </w:numPr>
+        <w:pStyle w:val="Compact"/>
+      </w:pPr>
+      <w:r>
+        <w:t xml:space="preserve">Caesar besitzt nur wenige mögliche Schlüssel und ist durch Ausprobieren/Häufigkeitsanalyse leicht angreifbar; daher heute nicht ausreichend sicher. 1 P</w:t>
       </w:r>
     </w:p>
     <w:p>
@@ -2717,7 +2962,11 @@
         <w:pStyle w:val="FirstParagraph"/>
       </w:pPr>
       <w:r>
-        <w:t xml:space="preserve">30 Punkte insgesamt. Andere fachlich korrekte Attribute, Methoden und Testfälle sind zulässig.</w:t>
+        <w:rPr>
+          <w:bCs/>
+          <w:b/>
+        </w:rPr>
+        <w:t xml:space="preserve">Gesamt: 30 Punkte</w:t>
       </w:r>
     </w:p>
     <w:bookmarkEnd w:id="74"/>
@@ -2752,7 +3001,7 @@
       <w:rPr>
         <w:sz w:val="16"/>
       </w:rPr>
-      <w:t>Unterrichtsmaterial Oberschule Sachsen · Version v0.4.0-376-gf442749-dirty · Build 17.08.2026</w:t>
+      <w:t>Unterrichtsmaterial Oberschule Sachsen · Version v0.4.0-410-g8744ce6-dirty · Build 17.08.2026</w:t>
     </w:r>
   </w:p>
 </w:ftr>
@@ -3513,7 +3762,34 @@
     <w:abstractNumId w:val="991"/>
   </w:num>
   <w:num w:numId="1014">
-    <w:abstractNumId w:val="991"/>
+    <w:abstractNumId w:val="99411"/>
+    <w:lvlOverride w:ilvl="0">
+      <w:startOverride w:val="1"/>
+    </w:lvlOverride>
+    <w:lvlOverride w:ilvl="1">
+      <w:startOverride w:val="1"/>
+    </w:lvlOverride>
+    <w:lvlOverride w:ilvl="2">
+      <w:startOverride w:val="1"/>
+    </w:lvlOverride>
+    <w:lvlOverride w:ilvl="3">
+      <w:startOverride w:val="1"/>
+    </w:lvlOverride>
+    <w:lvlOverride w:ilvl="4">
+      <w:startOverride w:val="1"/>
+    </w:lvlOverride>
+    <w:lvlOverride w:ilvl="5">
+      <w:startOverride w:val="1"/>
+    </w:lvlOverride>
+    <w:lvlOverride w:ilvl="6">
+      <w:startOverride w:val="1"/>
+    </w:lvlOverride>
+    <w:lvlOverride w:ilvl="7">
+      <w:startOverride w:val="1"/>
+    </w:lvlOverride>
+    <w:lvlOverride w:ilvl="8">
+      <w:startOverride w:val="1"/>
+    </w:lvlOverride>
   </w:num>
   <w:num w:numId="1015">
     <w:abstractNumId w:val="99411"/>
@@ -3544,6 +3820,105 @@
     <w:lvlOverride w:ilvl="8">
       <w:startOverride w:val="1"/>
     </w:lvlOverride>
+  </w:num>
+  <w:num w:numId="1016">
+    <w:abstractNumId w:val="99411"/>
+    <w:lvlOverride w:ilvl="0">
+      <w:startOverride w:val="1"/>
+    </w:lvlOverride>
+    <w:lvlOverride w:ilvl="1">
+      <w:startOverride w:val="1"/>
+    </w:lvlOverride>
+    <w:lvlOverride w:ilvl="2">
+      <w:startOverride w:val="1"/>
+    </w:lvlOverride>
+    <w:lvlOverride w:ilvl="3">
+      <w:startOverride w:val="1"/>
+    </w:lvlOverride>
+    <w:lvlOverride w:ilvl="4">
+      <w:startOverride w:val="1"/>
+    </w:lvlOverride>
+    <w:lvlOverride w:ilvl="5">
+      <w:startOverride w:val="1"/>
+    </w:lvlOverride>
+    <w:lvlOverride w:ilvl="6">
+      <w:startOverride w:val="1"/>
+    </w:lvlOverride>
+    <w:lvlOverride w:ilvl="7">
+      <w:startOverride w:val="1"/>
+    </w:lvlOverride>
+    <w:lvlOverride w:ilvl="8">
+      <w:startOverride w:val="1"/>
+    </w:lvlOverride>
+  </w:num>
+  <w:num w:numId="1017">
+    <w:abstractNumId w:val="99411"/>
+    <w:lvlOverride w:ilvl="0">
+      <w:startOverride w:val="1"/>
+    </w:lvlOverride>
+    <w:lvlOverride w:ilvl="1">
+      <w:startOverride w:val="1"/>
+    </w:lvlOverride>
+    <w:lvlOverride w:ilvl="2">
+      <w:startOverride w:val="1"/>
+    </w:lvlOverride>
+    <w:lvlOverride w:ilvl="3">
+      <w:startOverride w:val="1"/>
+    </w:lvlOverride>
+    <w:lvlOverride w:ilvl="4">
+      <w:startOverride w:val="1"/>
+    </w:lvlOverride>
+    <w:lvlOverride w:ilvl="5">
+      <w:startOverride w:val="1"/>
+    </w:lvlOverride>
+    <w:lvlOverride w:ilvl="6">
+      <w:startOverride w:val="1"/>
+    </w:lvlOverride>
+    <w:lvlOverride w:ilvl="7">
+      <w:startOverride w:val="1"/>
+    </w:lvlOverride>
+    <w:lvlOverride w:ilvl="8">
+      <w:startOverride w:val="1"/>
+    </w:lvlOverride>
+  </w:num>
+  <w:num w:numId="1018">
+    <w:abstractNumId w:val="991"/>
+  </w:num>
+  <w:num w:numId="1019">
+    <w:abstractNumId w:val="99411"/>
+    <w:lvlOverride w:ilvl="0">
+      <w:startOverride w:val="1"/>
+    </w:lvlOverride>
+    <w:lvlOverride w:ilvl="1">
+      <w:startOverride w:val="1"/>
+    </w:lvlOverride>
+    <w:lvlOverride w:ilvl="2">
+      <w:startOverride w:val="1"/>
+    </w:lvlOverride>
+    <w:lvlOverride w:ilvl="3">
+      <w:startOverride w:val="1"/>
+    </w:lvlOverride>
+    <w:lvlOverride w:ilvl="4">
+      <w:startOverride w:val="1"/>
+    </w:lvlOverride>
+    <w:lvlOverride w:ilvl="5">
+      <w:startOverride w:val="1"/>
+    </w:lvlOverride>
+    <w:lvlOverride w:ilvl="6">
+      <w:startOverride w:val="1"/>
+    </w:lvlOverride>
+    <w:lvlOverride w:ilvl="7">
+      <w:startOverride w:val="1"/>
+    </w:lvlOverride>
+    <w:lvlOverride w:ilvl="8">
+      <w:startOverride w:val="1"/>
+    </w:lvlOverride>
+  </w:num>
+  <w:num w:numId="1020">
+    <w:abstractNumId w:val="991"/>
+  </w:num>
+  <w:num w:numId="1021">
+    <w:abstractNumId w:val="991"/>
   </w:num>
 </w:numbering>
 </file>
